--- a/docs/paper_draft.docx
+++ b/docs/paper_draft.docx
@@ -43,7 +43,7 @@
           <w:sz w:val="22"/>
           <w:szCs w:val="22"/>
         </w:rPr>
-        <w:t xml:space="preserve">[NEED: supervisor names]  |  spriyad.infor@gmail.com</w:t>
+        <w:t xml:space="preserve">[NEED: supervisor names]  |  sash.priyad@gmail.com</w:t>
       </w:r>
     </w:p>
     <w:tbl>
